--- a/downloads/documents/04 Units/Unit 00 - Launch - Welcome to the FACS Room/Lesson 00.04 - Teamwork Under Pressure.docx
+++ b/downloads/documents/04 Units/Unit 00 - Launch - Welcome to the FACS Room/Lesson 00.04 - Teamwork Under Pressure.docx
@@ -312,7 +312,7 @@
         <w:t xml:space="preserve"> </w:t>
       </w:r>
       <w:r>
-        <w:t xml:space="preserve">Tier 3 (FACS): role card, Station Manager, level off, liquid measure, dry measure, team norms. See the unit vocabulary list for Turkish, Portuguese, and Spanish.</w:t>
+        <w:t xml:space="preserve">Tier 3 (FACS): role card, Station Manager, level off, liquid measure, dry measure, team norms. See the unit vocabulary list for the Spanish column.</w:t>
       </w:r>
     </w:p>
     <w:p>
@@ -1182,7 +1182,7 @@
         <w:pStyle w:val="Compact"/>
       </w:pPr>
       <w:r>
-        <w:t xml:space="preserve">ELL: the challenge is silent by design, so language is not the barrier; the two techniques are on a picture slide; the team card has pictures of the four targets next to the words; the norm examples are in Turkish, Portuguese, and Spanish on the handout (see</w:t>
+        <w:t xml:space="preserve">ELL: the challenge is silent by design, so language is not the barrier; the two techniques are on a picture slide; the team card has pictures of the four targets next to the words; the norm examples are in Spanish on the handout (see</w:t>
       </w:r>
       <w:r>
         <w:t xml:space="preserve"> </w:t>
